--- a/business_document/01_strategic_marketing/DOC-03_Executive_One_Pager_Why_ULMS.docx
+++ b/business_document/01_strategic_marketing/DOC-03_Executive_One_Pager_Why_ULMS.docx
@@ -424,7 +424,7 @@
         <w:keepNext/>
       </w:pPr>
       <w:r>
-        <w:t>Empowering Bangladesh Bank Leadership with a Compliant, Sovereign Core Lending Platform</w:t>
+        <w:t>Empowering Bangladesh's Bank Leadership with a Compliant, Sovereign Core Lending Platform</w:t>
       </w:r>
     </w:p>
     <w:p>
@@ -1156,7 +1156,7 @@
                 <w:color w:val="222222"/>
                 <w:sz w:val="18"/>
               </w:rPr>
-              <w:t xml:space="preserve"> $2.5M to $6.0M USD&lt;br/&gt;(BDT 30 to 70+ Crore)</w:t>
+              <w:t xml:space="preserve"> $3.0M to $7.0M USD (foreign-vendor band; Unisoft all-inclusive BDT ৳3–6 Crore)&lt;br/&gt;(BDT 30 to 70+ Crore)</w:t>
             </w:r>
           </w:p>
         </w:tc>
@@ -1228,7 +1228,7 @@
                 <w:color w:val="222222"/>
                 <w:sz w:val="18"/>
               </w:rPr>
-              <w:t xml:space="preserve"> ৳3 to 6 Crore all-inclusive BDT pricing</w:t>
+              <w:t xml:space="preserve"> ৳5.80 Crore modeled Year-0 outlay (incl. ৳1.80 Crore hardware) per the DOC-32 base case</w:t>
             </w:r>
           </w:p>
         </w:tc>
@@ -2257,7 +2257,7 @@
           <w:color w:val="222222"/>
           <w:sz w:val="19"/>
         </w:rPr>
-        <w:t xml:space="preserve"> 60% reduction in branch officer paper preparation time (= ৳2.4 Crore saved annually).</w:t>
+        <w:t xml:space="preserve"> 60% reduction in branch officer paper preparation time (= ৳1.18 Crore saved annually).</w:t>
       </w:r>
     </w:p>
     <w:p>
@@ -2309,7 +2309,7 @@
           <w:color w:val="222222"/>
           <w:sz w:val="19"/>
         </w:rPr>
-        <w:t xml:space="preserve"> Zero central bank non-compliance penalties and avoided external consulting fees (= ৳1.2 Crore saved annually).</w:t>
+        <w:t xml:space="preserve"> Zero central bank non-compliance penalties and avoided external consulting fees (= ৳0.60 Crore saved annually).</w:t>
       </w:r>
     </w:p>
     <w:p>
@@ -2436,7 +2436,7 @@
           <w:color w:val="222222"/>
           <w:sz w:val="19"/>
         </w:rPr>
-        <w:t xml:space="preserve"> md@uslbd.com · sales@uslbd.com</w:t>
+        <w:t xml:space="preserve"> office@uslbd.com</w:t>
       </w:r>
     </w:p>
     <w:p>
@@ -2515,6 +2515,19 @@
           <w:sz w:val="19"/>
         </w:rPr>
         <w:t>Unisoft Systems Limited — Building Tomorrow's Banking Technology Today.</w:t>
+      </w:r>
+    </w:p>
+    <w:p>
+      <w:r>
+        <w:rPr>
+          <w:b/>
+        </w:rPr>
+        <w:t>Addendum — v3.1.0 corrections (Independent Forensic Re-audit, 8 October 2026)</w:t>
+      </w:r>
+    </w:p>
+    <w:p>
+      <w:r>
+        <w:t>Financial components aligned to the DOC-32 base case: labor ৳1.18 Cr/yr, compliance ৳0.60 Cr/yr, Year-0 outlay ৳5.80 Cr, gross savings ৳10.48 Cr/yr, 5-year net ৳48.23 Cr, payback 6.64 months (8.5 conservative).</w:t>
       </w:r>
     </w:p>
     <w:sectPr>
